--- a/flow/20230914_vu_template/drafts/2024-11-u/23-СБ-Амфілохій.docx
+++ b/flow/20230914_vu_template/drafts/2024-11-u/23-СБ-Амфілохій.docx
@@ -10100,12 +10100,8 @@
     </w:p>
     <w:p>
       <w:pPr>
-        <w:spacing w:after="120"/>
-        <w:rPr>
-          <w:rFonts w:ascii="Times New Roman" w:hAnsi="Times New Roman"/>
-          <w:sz w:val="24"/>
-          <w:szCs w:val="24"/>
-        </w:rPr>
+        <w:pStyle w:val="Normal"/>
+        <w:spacing w:after="120"/>
       </w:pPr>
       <w:r>
         <w:rPr>
@@ -10113,15 +10109,24 @@
           <w:b/>
           <w:color w:val="000000"/>
           <w:sz w:val="24"/>
-          <w:szCs w:val="24"/>
-        </w:rPr>
-        <w:t>Го</w:t>
-      </w:r>
-      <w:r>
-        <w:rPr>
-          <w:rFonts w:ascii="Times New Roman" w:hAnsi="Times New Roman"/>
-          <w:sz w:val="24"/>
-          <w:szCs w:val="24"/>
+        </w:rPr>
+        <w:t xml:space="preserve">Го́споди, взива́ю я до Те́бе, ви́слухай мене́.* </w:t>
+      </w:r>
+      <w:r>
+        <w:rPr>
+          <w:rFonts w:ascii="Times New Roman" w:hAnsi="Times New Roman"/>
+          <w:b/>
+          <w:color w:val="000000"/>
+          <w:sz w:val="24"/>
+        </w:rPr>
+        <w:t>Ви</w:t>
+      </w:r>
+      <w:r>
+        <w:rPr>
+          <w:rFonts w:ascii="Times New Roman" w:hAnsi="Times New Roman"/>
+          <w:b/>
+          <w:color w:val="000000"/>
+          <w:sz w:val="24"/>
         </w:rPr>
         <w:t>́</w:t>
       </w:r>
@@ -10131,15 +10136,69 @@
           <w:b/>
           <w:color w:val="000000"/>
           <w:sz w:val="24"/>
-          <w:szCs w:val="24"/>
+        </w:rPr>
+        <w:t>слухай мене</w:t>
+      </w:r>
+      <w:r>
+        <w:rPr>
+          <w:rFonts w:ascii="Times New Roman" w:hAnsi="Times New Roman"/>
+          <w:b/>
+          <w:color w:val="000000"/>
+          <w:sz w:val="24"/>
+        </w:rPr>
+        <w:t>́</w:t>
+      </w:r>
+      <w:r>
+        <w:rPr>
+          <w:rFonts w:ascii="Times New Roman" w:hAnsi="Times New Roman"/>
+          <w:b/>
+          <w:color w:val="000000"/>
+          <w:sz w:val="24"/>
+        </w:rPr>
+        <w:t>, Го</w:t>
+      </w:r>
+      <w:r>
+        <w:rPr>
+          <w:rFonts w:ascii="Times New Roman" w:hAnsi="Times New Roman"/>
+          <w:b/>
+          <w:color w:val="000000"/>
+          <w:sz w:val="24"/>
+        </w:rPr>
+        <w:t>́</w:t>
+      </w:r>
+      <w:r>
+        <w:rPr>
+          <w:rFonts w:ascii="Times New Roman" w:hAnsi="Times New Roman"/>
+          <w:b/>
+          <w:color w:val="000000"/>
+          <w:sz w:val="24"/>
+        </w:rPr>
+        <w:t>споди.* Го</w:t>
+      </w:r>
+      <w:r>
+        <w:rPr>
+          <w:rFonts w:ascii="Times New Roman" w:hAnsi="Times New Roman"/>
+          <w:b/>
+          <w:color w:val="000000"/>
+          <w:sz w:val="24"/>
+        </w:rPr>
+        <w:t>́</w:t>
+      </w:r>
+      <w:r>
+        <w:rPr>
+          <w:rFonts w:ascii="Times New Roman" w:hAnsi="Times New Roman"/>
+          <w:b/>
+          <w:color w:val="000000"/>
+          <w:sz w:val="24"/>
         </w:rPr>
         <w:t>споди, взива</w:t>
       </w:r>
       <w:r>
         <w:rPr>
           <w:rFonts w:ascii="Times New Roman" w:hAnsi="Times New Roman"/>
-          <w:sz w:val="24"/>
-          <w:szCs w:val="24"/>
+          <w:b/>
+          <w:color w:val="000000"/>
+          <w:sz w:val="24"/>
         </w:rPr>
         <w:t>́</w:t>
       </w:r>
@@ -10149,15 +10208,15 @@
           <w:b/>
           <w:color w:val="000000"/>
           <w:sz w:val="24"/>
-          <w:szCs w:val="24"/>
         </w:rPr>
         <w:t>ю я до Те</w:t>
       </w:r>
       <w:r>
         <w:rPr>
           <w:rFonts w:ascii="Times New Roman" w:hAnsi="Times New Roman"/>
-          <w:sz w:val="24"/>
-          <w:szCs w:val="24"/>
+          <w:b/>
+          <w:color w:val="000000"/>
+          <w:sz w:val="24"/>
         </w:rPr>
         <w:t>́</w:t>
       </w:r>
@@ -10167,15 +10226,15 @@
           <w:b/>
           <w:color w:val="000000"/>
           <w:sz w:val="24"/>
-          <w:szCs w:val="24"/>
         </w:rPr>
         <w:t>бе, ви</w:t>
       </w:r>
       <w:r>
         <w:rPr>
           <w:rFonts w:ascii="Times New Roman" w:hAnsi="Times New Roman"/>
-          <w:sz w:val="24"/>
-          <w:szCs w:val="24"/>
+          <w:b/>
+          <w:color w:val="000000"/>
+          <w:sz w:val="24"/>
         </w:rPr>
         <w:t>́</w:t>
       </w:r>
@@ -10185,15 +10244,15 @@
           <w:b/>
           <w:color w:val="000000"/>
           <w:sz w:val="24"/>
-          <w:szCs w:val="24"/>
         </w:rPr>
         <w:t>слухай мене</w:t>
       </w:r>
       <w:r>
         <w:rPr>
           <w:rFonts w:ascii="Times New Roman" w:hAnsi="Times New Roman"/>
-          <w:sz w:val="24"/>
-          <w:szCs w:val="24"/>
+          <w:b/>
+          <w:color w:val="000000"/>
+          <w:sz w:val="24"/>
         </w:rPr>
         <w:t>́</w:t>
       </w:r>
@@ -10203,15 +10262,15 @@
           <w:b/>
           <w:color w:val="000000"/>
           <w:sz w:val="24"/>
-          <w:szCs w:val="24"/>
-        </w:rPr>
-        <w:t>.* Ви</w:t>
-      </w:r>
-      <w:r>
-        <w:rPr>
-          <w:rFonts w:ascii="Times New Roman" w:hAnsi="Times New Roman"/>
-          <w:sz w:val="24"/>
-          <w:szCs w:val="24"/>
+        </w:rPr>
+        <w:t>.* Почу</w:t>
+      </w:r>
+      <w:r>
+        <w:rPr>
+          <w:rFonts w:ascii="Times New Roman" w:hAnsi="Times New Roman"/>
+          <w:b/>
+          <w:color w:val="000000"/>
+          <w:sz w:val="24"/>
         </w:rPr>
         <w:t>́</w:t>
       </w:r>
@@ -10221,15 +10280,15 @@
           <w:b/>
           <w:color w:val="000000"/>
           <w:sz w:val="24"/>
-          <w:szCs w:val="24"/>
-        </w:rPr>
-        <w:t>слухай мене, Го</w:t>
-      </w:r>
-      <w:r>
-        <w:rPr>
-          <w:rFonts w:ascii="Times New Roman" w:hAnsi="Times New Roman"/>
-          <w:sz w:val="24"/>
-          <w:szCs w:val="24"/>
+        </w:rPr>
+        <w:t>й го</w:t>
+      </w:r>
+      <w:r>
+        <w:rPr>
+          <w:rFonts w:ascii="Times New Roman" w:hAnsi="Times New Roman"/>
+          <w:b/>
+          <w:color w:val="000000"/>
+          <w:sz w:val="24"/>
         </w:rPr>
         <w:t>́</w:t>
       </w:r>
@@ -10239,15 +10298,15 @@
           <w:b/>
           <w:color w:val="000000"/>
           <w:sz w:val="24"/>
-          <w:szCs w:val="24"/>
-        </w:rPr>
-        <w:t>споди.* Го</w:t>
-      </w:r>
-      <w:r>
-        <w:rPr>
-          <w:rFonts w:ascii="Times New Roman" w:hAnsi="Times New Roman"/>
-          <w:sz w:val="24"/>
-          <w:szCs w:val="24"/>
+        </w:rPr>
+        <w:t>лос молі</w:t>
+      </w:r>
+      <w:r>
+        <w:rPr>
+          <w:rFonts w:ascii="Times New Roman" w:hAnsi="Times New Roman"/>
+          <w:b/>
+          <w:color w:val="000000"/>
+          <w:sz w:val="24"/>
         </w:rPr>
         <w:t>́</w:t>
       </w:r>
@@ -10257,15 +10316,15 @@
           <w:b/>
           <w:color w:val="000000"/>
           <w:sz w:val="24"/>
-          <w:szCs w:val="24"/>
-        </w:rPr>
-        <w:t>споди, взива</w:t>
-      </w:r>
-      <w:r>
-        <w:rPr>
-          <w:rFonts w:ascii="Times New Roman" w:hAnsi="Times New Roman"/>
-          <w:sz w:val="24"/>
-          <w:szCs w:val="24"/>
+        </w:rPr>
+        <w:t>ння мого</w:t>
+      </w:r>
+      <w:r>
+        <w:rPr>
+          <w:rFonts w:ascii="Times New Roman" w:hAnsi="Times New Roman"/>
+          <w:b/>
+          <w:color w:val="000000"/>
+          <w:sz w:val="24"/>
         </w:rPr>
         <w:t>́</w:t>
       </w:r>
@@ -10275,15 +10334,15 @@
           <w:b/>
           <w:color w:val="000000"/>
           <w:sz w:val="24"/>
-          <w:szCs w:val="24"/>
-        </w:rPr>
-        <w:t>ю я до Те</w:t>
-      </w:r>
-      <w:r>
-        <w:rPr>
-          <w:rFonts w:ascii="Times New Roman" w:hAnsi="Times New Roman"/>
-          <w:sz w:val="24"/>
-          <w:szCs w:val="24"/>
+        </w:rPr>
+        <w:t>,* коли</w:t>
+      </w:r>
+      <w:r>
+        <w:rPr>
+          <w:rFonts w:ascii="Times New Roman" w:hAnsi="Times New Roman"/>
+          <w:b/>
+          <w:color w:val="000000"/>
+          <w:sz w:val="24"/>
         </w:rPr>
         <w:t>́</w:t>
       </w:r>
@@ -10293,15 +10352,15 @@
           <w:b/>
           <w:color w:val="000000"/>
           <w:sz w:val="24"/>
-          <w:szCs w:val="24"/>
-        </w:rPr>
-        <w:t>бе, ви</w:t>
-      </w:r>
-      <w:r>
-        <w:rPr>
-          <w:rFonts w:ascii="Times New Roman" w:hAnsi="Times New Roman"/>
-          <w:sz w:val="24"/>
-          <w:szCs w:val="24"/>
+        </w:rPr>
+        <w:t xml:space="preserve"> взива</w:t>
+      </w:r>
+      <w:r>
+        <w:rPr>
+          <w:rFonts w:ascii="Times New Roman" w:hAnsi="Times New Roman"/>
+          <w:b/>
+          <w:color w:val="000000"/>
+          <w:sz w:val="24"/>
         </w:rPr>
         <w:t>́</w:t>
       </w:r>
@@ -10311,15 +10370,51 @@
           <w:b/>
           <w:color w:val="000000"/>
           <w:sz w:val="24"/>
-          <w:szCs w:val="24"/>
+        </w:rPr>
+        <w:t>ю до Те</w:t>
+      </w:r>
+      <w:r>
+        <w:rPr>
+          <w:rFonts w:ascii="Times New Roman" w:hAnsi="Times New Roman"/>
+          <w:b/>
+          <w:color w:val="000000"/>
+          <w:sz w:val="24"/>
+        </w:rPr>
+        <w:t>́</w:t>
+      </w:r>
+      <w:r>
+        <w:rPr>
+          <w:rFonts w:ascii="Times New Roman" w:hAnsi="Times New Roman"/>
+          <w:b/>
+          <w:color w:val="000000"/>
+          <w:sz w:val="24"/>
+        </w:rPr>
+        <w:t>бе.* Ви</w:t>
+      </w:r>
+      <w:r>
+        <w:rPr>
+          <w:rFonts w:ascii="Times New Roman" w:hAnsi="Times New Roman"/>
+          <w:b/>
+          <w:color w:val="000000"/>
+          <w:sz w:val="24"/>
+        </w:rPr>
+        <w:t>́</w:t>
+      </w:r>
+      <w:r>
+        <w:rPr>
+          <w:rFonts w:ascii="Times New Roman" w:hAnsi="Times New Roman"/>
+          <w:b/>
+          <w:color w:val="000000"/>
+          <w:sz w:val="24"/>
         </w:rPr>
         <w:t>слухай мене</w:t>
       </w:r>
       <w:r>
         <w:rPr>
           <w:rFonts w:ascii="Times New Roman" w:hAnsi="Times New Roman"/>
-          <w:sz w:val="24"/>
-          <w:szCs w:val="24"/>
+          <w:b/>
+          <w:color w:val="000000"/>
+          <w:sz w:val="24"/>
         </w:rPr>
         <w:t>́</w:t>
       </w:r>
@@ -10329,15 +10424,15 @@
           <w:b/>
           <w:color w:val="000000"/>
           <w:sz w:val="24"/>
-          <w:szCs w:val="24"/>
-        </w:rPr>
-        <w:t>.* Почу</w:t>
-      </w:r>
-      <w:r>
-        <w:rPr>
-          <w:rFonts w:ascii="Times New Roman" w:hAnsi="Times New Roman"/>
-          <w:sz w:val="24"/>
-          <w:szCs w:val="24"/>
+        </w:rPr>
+        <w:t>, Го</w:t>
+      </w:r>
+      <w:r>
+        <w:rPr>
+          <w:rFonts w:ascii="Times New Roman" w:hAnsi="Times New Roman"/>
+          <w:b/>
+          <w:color w:val="000000"/>
+          <w:sz w:val="24"/>
         </w:rPr>
         <w:t>́</w:t>
       </w:r>
@@ -10347,15 +10442,30 @@
           <w:b/>
           <w:color w:val="000000"/>
           <w:sz w:val="24"/>
-          <w:szCs w:val="24"/>
-        </w:rPr>
-        <w:t>й го</w:t>
-      </w:r>
-      <w:r>
-        <w:rPr>
-          <w:rFonts w:ascii="Times New Roman" w:hAnsi="Times New Roman"/>
-          <w:sz w:val="24"/>
-          <w:szCs w:val="24"/>
+        </w:rPr>
+        <w:t>споди.</w:t>
+      </w:r>
+    </w:p>
+    <w:p>
+      <w:pPr>
+        <w:pStyle w:val="Normal"/>
+        <w:spacing w:after="120"/>
+      </w:pPr>
+      <w:r>
+        <w:rPr>
+          <w:rFonts w:ascii="Times New Roman" w:hAnsi="Times New Roman"/>
+          <w:b/>
+          <w:color w:val="000000"/>
+          <w:sz w:val="24"/>
+        </w:rPr>
+        <w:t>Неха</w:t>
+      </w:r>
+      <w:r>
+        <w:rPr>
+          <w:rFonts w:ascii="Times New Roman" w:hAnsi="Times New Roman"/>
+          <w:b/>
+          <w:color w:val="000000"/>
+          <w:sz w:val="24"/>
         </w:rPr>
         <w:t>́</w:t>
       </w:r>
@@ -10365,15 +10475,15 @@
           <w:b/>
           <w:color w:val="000000"/>
           <w:sz w:val="24"/>
-          <w:szCs w:val="24"/>
-        </w:rPr>
-        <w:t>лос молі</w:t>
-      </w:r>
-      <w:r>
-        <w:rPr>
-          <w:rFonts w:ascii="Times New Roman" w:hAnsi="Times New Roman"/>
-          <w:sz w:val="24"/>
-          <w:szCs w:val="24"/>
+        </w:rPr>
+        <w:t>й піднесе</w:t>
+      </w:r>
+      <w:r>
+        <w:rPr>
+          <w:rFonts w:ascii="Times New Roman" w:hAnsi="Times New Roman"/>
+          <w:b/>
+          <w:color w:val="000000"/>
+          <w:sz w:val="24"/>
         </w:rPr>
         <w:t>́</w:t>
       </w:r>
@@ -10383,15 +10493,15 @@
           <w:b/>
           <w:color w:val="000000"/>
           <w:sz w:val="24"/>
-          <w:szCs w:val="24"/>
-        </w:rPr>
-        <w:t>ння мого</w:t>
-      </w:r>
-      <w:r>
-        <w:rPr>
-          <w:rFonts w:ascii="Times New Roman" w:hAnsi="Times New Roman"/>
-          <w:sz w:val="24"/>
-          <w:szCs w:val="24"/>
+        </w:rPr>
+        <w:t>ться моли</w:t>
+      </w:r>
+      <w:r>
+        <w:rPr>
+          <w:rFonts w:ascii="Times New Roman" w:hAnsi="Times New Roman"/>
+          <w:b/>
+          <w:color w:val="000000"/>
+          <w:sz w:val="24"/>
         </w:rPr>
         <w:t>́</w:t>
       </w:r>
@@ -10401,15 +10511,15 @@
           <w:b/>
           <w:color w:val="000000"/>
           <w:sz w:val="24"/>
-          <w:szCs w:val="24"/>
-        </w:rPr>
-        <w:t>,* коли</w:t>
-      </w:r>
-      <w:r>
-        <w:rPr>
-          <w:rFonts w:ascii="Times New Roman" w:hAnsi="Times New Roman"/>
-          <w:sz w:val="24"/>
-          <w:szCs w:val="24"/>
+        </w:rPr>
+        <w:t>тва моя</w:t>
+      </w:r>
+      <w:r>
+        <w:rPr>
+          <w:rFonts w:ascii="Times New Roman" w:hAnsi="Times New Roman"/>
+          <w:b/>
+          <w:color w:val="000000"/>
+          <w:sz w:val="24"/>
         </w:rPr>
         <w:t>́</w:t>
       </w:r>
@@ -10419,15 +10529,15 @@
           <w:b/>
           <w:color w:val="000000"/>
           <w:sz w:val="24"/>
-          <w:szCs w:val="24"/>
-        </w:rPr>
-        <w:t xml:space="preserve"> взива</w:t>
-      </w:r>
-      <w:r>
-        <w:rPr>
-          <w:rFonts w:ascii="Times New Roman" w:hAnsi="Times New Roman"/>
-          <w:sz w:val="24"/>
-          <w:szCs w:val="24"/>
+        </w:rPr>
+        <w:t>,* мов кади</w:t>
+      </w:r>
+      <w:r>
+        <w:rPr>
+          <w:rFonts w:ascii="Times New Roman" w:hAnsi="Times New Roman"/>
+          <w:b/>
+          <w:color w:val="000000"/>
+          <w:sz w:val="24"/>
         </w:rPr>
         <w:t>́</w:t>
       </w:r>
@@ -10437,15 +10547,15 @@
           <w:b/>
           <w:color w:val="000000"/>
           <w:sz w:val="24"/>
-          <w:szCs w:val="24"/>
-        </w:rPr>
-        <w:t>ю до Те</w:t>
-      </w:r>
-      <w:r>
-        <w:rPr>
-          <w:rFonts w:ascii="Times New Roman" w:hAnsi="Times New Roman"/>
-          <w:sz w:val="24"/>
-          <w:szCs w:val="24"/>
+        </w:rPr>
+        <w:t>ло пе</w:t>
+      </w:r>
+      <w:r>
+        <w:rPr>
+          <w:rFonts w:ascii="Times New Roman" w:hAnsi="Times New Roman"/>
+          <w:b/>
+          <w:color w:val="000000"/>
+          <w:sz w:val="24"/>
         </w:rPr>
         <w:t>́</w:t>
       </w:r>
@@ -10455,15 +10565,15 @@
           <w:b/>
           <w:color w:val="000000"/>
           <w:sz w:val="24"/>
-          <w:szCs w:val="24"/>
-        </w:rPr>
-        <w:t>бе.* Ви</w:t>
-      </w:r>
-      <w:r>
-        <w:rPr>
-          <w:rFonts w:ascii="Times New Roman" w:hAnsi="Times New Roman"/>
-          <w:sz w:val="24"/>
-          <w:szCs w:val="24"/>
+        </w:rPr>
+        <w:t>ред Тобо</w:t>
+      </w:r>
+      <w:r>
+        <w:rPr>
+          <w:rFonts w:ascii="Times New Roman" w:hAnsi="Times New Roman"/>
+          <w:b/>
+          <w:color w:val="000000"/>
+          <w:sz w:val="24"/>
         </w:rPr>
         <w:t>́</w:t>
       </w:r>
@@ -10473,15 +10583,114 @@
           <w:b/>
           <w:color w:val="000000"/>
           <w:sz w:val="24"/>
-          <w:szCs w:val="24"/>
+        </w:rPr>
+        <w:t>ю;* підно</w:t>
+      </w:r>
+      <w:r>
+        <w:rPr>
+          <w:rFonts w:ascii="Times New Roman" w:hAnsi="Times New Roman"/>
+          <w:b/>
+          <w:color w:val="000000"/>
+          <w:sz w:val="24"/>
+        </w:rPr>
+        <w:t>́</w:t>
+      </w:r>
+      <w:r>
+        <w:rPr>
+          <w:rFonts w:ascii="Times New Roman" w:hAnsi="Times New Roman"/>
+          <w:b/>
+          <w:color w:val="000000"/>
+          <w:sz w:val="24"/>
+        </w:rPr>
+        <w:t>шення рук мої</w:t>
+      </w:r>
+      <w:r>
+        <w:rPr>
+          <w:rFonts w:ascii="Times New Roman" w:hAnsi="Times New Roman"/>
+          <w:b/>
+          <w:color w:val="000000"/>
+          <w:sz w:val="24"/>
+        </w:rPr>
+        <w:t>́</w:t>
+      </w:r>
+      <w:r>
+        <w:rPr>
+          <w:rFonts w:ascii="Times New Roman" w:hAnsi="Times New Roman"/>
+          <w:b/>
+          <w:color w:val="000000"/>
+          <w:sz w:val="24"/>
+        </w:rPr>
+        <w:t>х,* як же</w:t>
+      </w:r>
+      <w:r>
+        <w:rPr>
+          <w:rFonts w:ascii="Times New Roman" w:hAnsi="Times New Roman"/>
+          <w:b/>
+          <w:color w:val="000000"/>
+          <w:sz w:val="24"/>
+        </w:rPr>
+        <w:t>́</w:t>
+      </w:r>
+      <w:r>
+        <w:rPr>
+          <w:rFonts w:ascii="Times New Roman" w:hAnsi="Times New Roman"/>
+          <w:b/>
+          <w:color w:val="000000"/>
+          <w:sz w:val="24"/>
+        </w:rPr>
+        <w:t>ртва вечі</w:t>
+      </w:r>
+      <w:r>
+        <w:rPr>
+          <w:rFonts w:ascii="Times New Roman" w:hAnsi="Times New Roman"/>
+          <w:b/>
+          <w:color w:val="000000"/>
+          <w:sz w:val="24"/>
+        </w:rPr>
+        <w:t>́</w:t>
+      </w:r>
+      <w:r>
+        <w:rPr>
+          <w:rFonts w:ascii="Times New Roman" w:hAnsi="Times New Roman"/>
+          <w:b/>
+          <w:color w:val="000000"/>
+          <w:sz w:val="24"/>
+        </w:rPr>
+        <w:t xml:space="preserve">рня.* </w:t>
+      </w:r>
+      <w:r>
+        <w:rPr>
+          <w:rFonts w:ascii="Times New Roman" w:hAnsi="Times New Roman"/>
+          <w:b/>
+          <w:color w:val="000000"/>
+          <w:sz w:val="24"/>
+        </w:rPr>
+        <w:t>Ви</w:t>
+      </w:r>
+      <w:r>
+        <w:rPr>
+          <w:rFonts w:ascii="Times New Roman" w:hAnsi="Times New Roman"/>
+          <w:b/>
+          <w:color w:val="000000"/>
+          <w:sz w:val="24"/>
+        </w:rPr>
+        <w:t>́</w:t>
+      </w:r>
+      <w:r>
+        <w:rPr>
+          <w:rFonts w:ascii="Times New Roman" w:hAnsi="Times New Roman"/>
+          <w:b/>
+          <w:color w:val="000000"/>
+          <w:sz w:val="24"/>
         </w:rPr>
         <w:t>слухай мене</w:t>
       </w:r>
       <w:r>
         <w:rPr>
           <w:rFonts w:ascii="Times New Roman" w:hAnsi="Times New Roman"/>
-          <w:sz w:val="24"/>
-          <w:szCs w:val="24"/>
+          <w:b/>
+          <w:color w:val="000000"/>
+          <w:sz w:val="24"/>
         </w:rPr>
         <w:t>́</w:t>
       </w:r>
@@ -10491,15 +10700,15 @@
           <w:b/>
           <w:color w:val="000000"/>
           <w:sz w:val="24"/>
-          <w:szCs w:val="24"/>
         </w:rPr>
         <w:t>, Го</w:t>
       </w:r>
       <w:r>
         <w:rPr>
           <w:rFonts w:ascii="Times New Roman" w:hAnsi="Times New Roman"/>
-          <w:sz w:val="24"/>
-          <w:szCs w:val="24"/>
+          <w:b/>
+          <w:color w:val="000000"/>
+          <w:sz w:val="24"/>
         </w:rPr>
         <w:t>́</w:t>
       </w:r>
@@ -10509,279 +10718,6 @@
           <w:b/>
           <w:color w:val="000000"/>
           <w:sz w:val="24"/>
-          <w:szCs w:val="24"/>
-        </w:rPr>
-        <w:t>споди.</w:t>
-      </w:r>
-    </w:p>
-    <w:p>
-      <w:pPr>
-        <w:spacing w:after="120"/>
-        <w:rPr>
-          <w:rFonts w:ascii="Times New Roman" w:hAnsi="Times New Roman"/>
-          <w:sz w:val="24"/>
-          <w:szCs w:val="24"/>
-        </w:rPr>
-      </w:pPr>
-      <w:r>
-        <w:rPr>
-          <w:rFonts w:ascii="Times New Roman" w:hAnsi="Times New Roman"/>
-          <w:b/>
-          <w:color w:val="000000"/>
-          <w:sz w:val="24"/>
-          <w:szCs w:val="24"/>
-        </w:rPr>
-        <w:t>Неха</w:t>
-      </w:r>
-      <w:r>
-        <w:rPr>
-          <w:rFonts w:ascii="Times New Roman" w:hAnsi="Times New Roman"/>
-          <w:sz w:val="24"/>
-          <w:szCs w:val="24"/>
-        </w:rPr>
-        <w:t>́</w:t>
-      </w:r>
-      <w:r>
-        <w:rPr>
-          <w:rFonts w:ascii="Times New Roman" w:hAnsi="Times New Roman"/>
-          <w:b/>
-          <w:color w:val="000000"/>
-          <w:sz w:val="24"/>
-          <w:szCs w:val="24"/>
-        </w:rPr>
-        <w:t>й піднесе</w:t>
-      </w:r>
-      <w:r>
-        <w:rPr>
-          <w:rFonts w:ascii="Times New Roman" w:hAnsi="Times New Roman"/>
-          <w:sz w:val="24"/>
-          <w:szCs w:val="24"/>
-        </w:rPr>
-        <w:t>́</w:t>
-      </w:r>
-      <w:r>
-        <w:rPr>
-          <w:rFonts w:ascii="Times New Roman" w:hAnsi="Times New Roman"/>
-          <w:b/>
-          <w:color w:val="000000"/>
-          <w:sz w:val="24"/>
-          <w:szCs w:val="24"/>
-        </w:rPr>
-        <w:t>ться моли</w:t>
-      </w:r>
-      <w:r>
-        <w:rPr>
-          <w:rFonts w:ascii="Times New Roman" w:hAnsi="Times New Roman"/>
-          <w:sz w:val="24"/>
-          <w:szCs w:val="24"/>
-        </w:rPr>
-        <w:t>́</w:t>
-      </w:r>
-      <w:r>
-        <w:rPr>
-          <w:rFonts w:ascii="Times New Roman" w:hAnsi="Times New Roman"/>
-          <w:b/>
-          <w:color w:val="000000"/>
-          <w:sz w:val="24"/>
-          <w:szCs w:val="24"/>
-        </w:rPr>
-        <w:t>тва моя</w:t>
-      </w:r>
-      <w:r>
-        <w:rPr>
-          <w:rFonts w:ascii="Times New Roman" w:hAnsi="Times New Roman"/>
-          <w:sz w:val="24"/>
-          <w:szCs w:val="24"/>
-        </w:rPr>
-        <w:t>́</w:t>
-      </w:r>
-      <w:r>
-        <w:rPr>
-          <w:rFonts w:ascii="Times New Roman" w:hAnsi="Times New Roman"/>
-          <w:b/>
-          <w:color w:val="000000"/>
-          <w:sz w:val="24"/>
-          <w:szCs w:val="24"/>
-        </w:rPr>
-        <w:t>,* мов кади</w:t>
-      </w:r>
-      <w:r>
-        <w:rPr>
-          <w:rFonts w:ascii="Times New Roman" w:hAnsi="Times New Roman"/>
-          <w:sz w:val="24"/>
-          <w:szCs w:val="24"/>
-        </w:rPr>
-        <w:t>́</w:t>
-      </w:r>
-      <w:r>
-        <w:rPr>
-          <w:rFonts w:ascii="Times New Roman" w:hAnsi="Times New Roman"/>
-          <w:b/>
-          <w:color w:val="000000"/>
-          <w:sz w:val="24"/>
-          <w:szCs w:val="24"/>
-        </w:rPr>
-        <w:t>ло пе</w:t>
-      </w:r>
-      <w:r>
-        <w:rPr>
-          <w:rFonts w:ascii="Times New Roman" w:hAnsi="Times New Roman"/>
-          <w:sz w:val="24"/>
-          <w:szCs w:val="24"/>
-        </w:rPr>
-        <w:t>́</w:t>
-      </w:r>
-      <w:r>
-        <w:rPr>
-          <w:rFonts w:ascii="Times New Roman" w:hAnsi="Times New Roman"/>
-          <w:b/>
-          <w:color w:val="000000"/>
-          <w:sz w:val="24"/>
-          <w:szCs w:val="24"/>
-        </w:rPr>
-        <w:t>ред Тобо</w:t>
-      </w:r>
-      <w:r>
-        <w:rPr>
-          <w:rFonts w:ascii="Times New Roman" w:hAnsi="Times New Roman"/>
-          <w:sz w:val="24"/>
-          <w:szCs w:val="24"/>
-        </w:rPr>
-        <w:t>́</w:t>
-      </w:r>
-      <w:r>
-        <w:rPr>
-          <w:rFonts w:ascii="Times New Roman" w:hAnsi="Times New Roman"/>
-          <w:b/>
-          <w:color w:val="000000"/>
-          <w:sz w:val="24"/>
-          <w:szCs w:val="24"/>
-        </w:rPr>
-        <w:t>ю;* підно</w:t>
-      </w:r>
-      <w:r>
-        <w:rPr>
-          <w:rFonts w:ascii="Times New Roman" w:hAnsi="Times New Roman"/>
-          <w:sz w:val="24"/>
-          <w:szCs w:val="24"/>
-        </w:rPr>
-        <w:t>́</w:t>
-      </w:r>
-      <w:r>
-        <w:rPr>
-          <w:rFonts w:ascii="Times New Roman" w:hAnsi="Times New Roman"/>
-          <w:b/>
-          <w:color w:val="000000"/>
-          <w:sz w:val="24"/>
-          <w:szCs w:val="24"/>
-        </w:rPr>
-        <w:t>шення рук мої</w:t>
-      </w:r>
-      <w:r>
-        <w:rPr>
-          <w:rFonts w:ascii="Times New Roman" w:hAnsi="Times New Roman"/>
-          <w:sz w:val="24"/>
-          <w:szCs w:val="24"/>
-        </w:rPr>
-        <w:t>́</w:t>
-      </w:r>
-      <w:r>
-        <w:rPr>
-          <w:rFonts w:ascii="Times New Roman" w:hAnsi="Times New Roman"/>
-          <w:b/>
-          <w:color w:val="000000"/>
-          <w:sz w:val="24"/>
-          <w:szCs w:val="24"/>
-        </w:rPr>
-        <w:t>х,* як же</w:t>
-      </w:r>
-      <w:r>
-        <w:rPr>
-          <w:rFonts w:ascii="Times New Roman" w:hAnsi="Times New Roman"/>
-          <w:sz w:val="24"/>
-          <w:szCs w:val="24"/>
-        </w:rPr>
-        <w:t>́</w:t>
-      </w:r>
-      <w:r>
-        <w:rPr>
-          <w:rFonts w:ascii="Times New Roman" w:hAnsi="Times New Roman"/>
-          <w:b/>
-          <w:color w:val="000000"/>
-          <w:sz w:val="24"/>
-          <w:szCs w:val="24"/>
-        </w:rPr>
-        <w:t>ртва вечі</w:t>
-      </w:r>
-      <w:r>
-        <w:rPr>
-          <w:rFonts w:ascii="Times New Roman" w:hAnsi="Times New Roman"/>
-          <w:sz w:val="24"/>
-          <w:szCs w:val="24"/>
-        </w:rPr>
-        <w:t>́</w:t>
-      </w:r>
-      <w:r>
-        <w:rPr>
-          <w:rFonts w:ascii="Times New Roman" w:hAnsi="Times New Roman"/>
-          <w:b/>
-          <w:color w:val="000000"/>
-          <w:sz w:val="24"/>
-          <w:szCs w:val="24"/>
-        </w:rPr>
-        <w:t>рня.* Ви</w:t>
-      </w:r>
-      <w:r>
-        <w:rPr>
-          <w:rFonts w:ascii="Times New Roman" w:hAnsi="Times New Roman"/>
-          <w:sz w:val="24"/>
-          <w:szCs w:val="24"/>
-        </w:rPr>
-        <w:t>́</w:t>
-      </w:r>
-      <w:r>
-        <w:rPr>
-          <w:rFonts w:ascii="Times New Roman" w:hAnsi="Times New Roman"/>
-          <w:b/>
-          <w:color w:val="000000"/>
-          <w:sz w:val="24"/>
-          <w:szCs w:val="24"/>
-        </w:rPr>
-        <w:t>слухай мене</w:t>
-      </w:r>
-      <w:r>
-        <w:rPr>
-          <w:rFonts w:ascii="Times New Roman" w:hAnsi="Times New Roman"/>
-          <w:sz w:val="24"/>
-          <w:szCs w:val="24"/>
-        </w:rPr>
-        <w:t>́</w:t>
-      </w:r>
-      <w:r>
-        <w:rPr>
-          <w:rFonts w:ascii="Times New Roman" w:hAnsi="Times New Roman"/>
-          <w:b/>
-          <w:color w:val="000000"/>
-          <w:sz w:val="24"/>
-          <w:szCs w:val="24"/>
-        </w:rPr>
-        <w:t>, Го</w:t>
-      </w:r>
-      <w:r>
-        <w:rPr>
-          <w:rFonts w:ascii="Times New Roman" w:hAnsi="Times New Roman"/>
-          <w:sz w:val="24"/>
-          <w:szCs w:val="24"/>
-        </w:rPr>
-        <w:t>́</w:t>
-      </w:r>
-      <w:r>
-        <w:rPr>
-          <w:rFonts w:ascii="Times New Roman" w:hAnsi="Times New Roman"/>
-          <w:b/>
-          <w:color w:val="000000"/>
-          <w:sz w:val="24"/>
-          <w:szCs w:val="24"/>
         </w:rPr>
         <w:t>споди.</w:t>
       </w:r>

--- a/flow/20230914_vu_template/drafts/2024-11-u/23-СБ-Амфілохій.docx
+++ b/flow/20230914_vu_template/drafts/2024-11-u/23-СБ-Амфілохій.docx
@@ -1864,9 +1864,8 @@
         <w:rPr>
           <w:rFonts w:ascii="Times New Roman" w:hAnsi="Times New Roman"/>
           <w:i/>
-          <w:color w:val="FF0000"/>
-          <w:sz w:val="24"/>
-          <w:szCs w:val="24"/>
+          <w:color w:val="FF4400"/>
+          <w:sz w:val="24"/>
         </w:rPr>
         <w:t>Священник:</w:t>
       </w:r>
@@ -1874,17 +1873,8 @@
         <w:rPr>
           <w:rFonts w:ascii="Times New Roman" w:hAnsi="Times New Roman"/>
           <w:sz w:val="24"/>
-          <w:szCs w:val="24"/>
-        </w:rPr>
-        <w:t xml:space="preserve"> Бо Твоє є царство, і сила, і слава, Отця, і Сина, і Святого Духа, нині, і повсякчас, і на віки віків</w:t>
-      </w:r>
-      <w:r>
-        <w:rPr>
-          <w:rFonts w:ascii="Times New Roman" w:hAnsi="Times New Roman"/>
-          <w:sz w:val="24"/>
-          <w:szCs w:val="24"/>
-        </w:rPr>
-        <w:t>.</w:t>
+        </w:rPr>
+        <w:t xml:space="preserve"> Бо Твоє є царство, і сила, і слава, Отця, і Сина, і Святого Духа, нині, і повсякчас, і на віки віків.</w:t>
       </w:r>
     </w:p>
     <w:p>
@@ -9979,7 +9969,6 @@
           <w:i/>
           <w:color w:val="FF4400"/>
           <w:sz w:val="24"/>
-          <w:szCs w:val="24"/>
         </w:rPr>
         <w:t>Священник:</w:t>
       </w:r>
@@ -9987,17 +9976,8 @@
         <w:rPr>
           <w:rFonts w:ascii="Times New Roman" w:hAnsi="Times New Roman"/>
           <w:sz w:val="24"/>
-          <w:szCs w:val="24"/>
-        </w:rPr>
-        <w:t xml:space="preserve"> Бо Тобі належить усяка слава, честь і пок</w:t>
-      </w:r>
-      <w:r>
-        <w:rPr>
-          <w:rFonts w:ascii="Times New Roman" w:hAnsi="Times New Roman"/>
-          <w:sz w:val="24"/>
-          <w:szCs w:val="24"/>
-        </w:rPr>
-        <w:t>лоніння, Отцю, і Сину, і Святому Духові, нині, і повсякчас, і на віки віків.</w:t>
+        </w:rPr>
+        <w:t xml:space="preserve"> Бо Тобі належить усяка слава, честь і поклоніння, Отцю, і Сину, і Святому Духові, нині, і повсякчас, і на віки віків.</w:t>
       </w:r>
     </w:p>
     <w:p>
@@ -21918,9 +21898,8 @@
         <w:rPr>
           <w:rFonts w:ascii="Times New Roman" w:hAnsi="Times New Roman"/>
           <w:i/>
-          <w:color w:val="FF0000"/>
-          <w:sz w:val="24"/>
-          <w:szCs w:val="24"/>
+          <w:color w:val="FF4400"/>
+          <w:sz w:val="24"/>
         </w:rPr>
         <w:t>Священник:</w:t>
       </w:r>
@@ -21928,17 +21907,8 @@
         <w:rPr>
           <w:rFonts w:ascii="Times New Roman" w:hAnsi="Times New Roman"/>
           <w:sz w:val="24"/>
-          <w:szCs w:val="24"/>
-        </w:rPr>
-        <w:t xml:space="preserve"> Бо Твоє є царство, і сила, і слава, Отця, і Сина, і Свято</w:t>
-      </w:r>
-      <w:r>
-        <w:rPr>
-          <w:rFonts w:ascii="Times New Roman" w:hAnsi="Times New Roman"/>
-          <w:sz w:val="24"/>
-          <w:szCs w:val="24"/>
-        </w:rPr>
-        <w:t>го Духа, нині, і повсякчас, і на віки віків.</w:t>
+        </w:rPr>
+        <w:t xml:space="preserve"> Бо Твоє є царство, і сила, і слава, Отця, і Сина, і Святого Духа, нині, і повсякчас, і на віки віків.</w:t>
       </w:r>
     </w:p>
     <w:p>
@@ -22475,17 +22445,15 @@
           <w:i/>
           <w:color w:val="FF4400"/>
           <w:sz w:val="24"/>
-          <w:szCs w:val="24"/>
-        </w:rPr>
-        <w:t xml:space="preserve">Священник: </w:t>
-      </w:r>
-      <w:r>
-        <w:rPr>
-          <w:rFonts w:ascii="Times New Roman" w:hAnsi="Times New Roman"/>
-          <w:sz w:val="24"/>
-          <w:szCs w:val="24"/>
-        </w:rPr>
-        <w:t>Бо милостивий і людинолюбний Бог єси, і Тобі славу возсилаємо, Отцю, і Сину, і Святому Духові, нині, і повсякчас, і на віки віків.</w:t>
+        </w:rPr>
+        <w:t>Священник:</w:t>
+      </w:r>
+      <w:r>
+        <w:rPr>
+          <w:rFonts w:ascii="Times New Roman" w:hAnsi="Times New Roman"/>
+          <w:sz w:val="24"/>
+        </w:rPr>
+        <w:t xml:space="preserve"> Бо милостивий і людинолюбний Бог єси, і Тобі славу возсилаємо, Отцю, і Сину, і Святому Духові, нині, і повсякчас, і на віки віків.</w:t>
       </w:r>
     </w:p>
     <w:p>
@@ -22606,19 +22574,47 @@
         <w:rPr>
           <w:rFonts w:ascii="Times New Roman" w:hAnsi="Times New Roman"/>
           <w:i/>
+          <w:color w:val="FF4400"/>
+          <w:sz w:val="24"/>
+        </w:rPr>
+        <w:t>Священник:</w:t>
+      </w:r>
+      <w:r>
+        <w:rPr>
+          <w:rFonts w:ascii="Times New Roman" w:hAnsi="Times New Roman"/>
+          <w:sz w:val="24"/>
+        </w:rPr>
+        <w:t xml:space="preserve"> Сла́ва Тобі́, Хри́сте Бо́же, упова́ння на́ше, сла́ва Тобі́!</w:t>
+      </w:r>
+    </w:p>
+    <w:p>
+      <w:pPr>
+        <w:pStyle w:val="Normal"/>
+        <w:spacing w:after="120"/>
+      </w:pPr>
+      <w:r>
+        <w:rPr>
+          <w:rFonts w:ascii="Times New Roman" w:hAnsi="Times New Roman"/>
+          <w:i/>
           <w:color w:val="FF0000"/>
           <w:sz w:val="24"/>
         </w:rPr>
-        <w:t>Священ</w:t>
-      </w:r>
-      <w:r>
-        <w:rPr>
-          <w:rFonts w:ascii="Times New Roman" w:hAnsi="Times New Roman"/>
-          <w:i/>
+        <w:t>Вірні:</w:t>
+      </w:r>
+      <w:r>
+        <w:rPr>
+          <w:rFonts w:ascii="Times New Roman" w:hAnsi="Times New Roman"/>
           <w:color w:val="FF0000"/>
           <w:sz w:val="24"/>
         </w:rPr>
-        <w:t>н</w:t>
+        <w:t xml:space="preserve"> </w:t>
+      </w:r>
+      <w:r>
+        <w:rPr>
+          <w:rFonts w:ascii="Times New Roman" w:hAnsi="Times New Roman"/>
+          <w:sz w:val="24"/>
+        </w:rPr>
+        <w:t xml:space="preserve">Сла́ва Отцю́, і Си́ну, і Свято́му Ду́хові, і ни́ні, і повсякча́с, і на ві́ки вікі́в. Амі́нь. Го́споди, поми́луй. </w:t>
       </w:r>
       <w:r>
         <w:rPr>
@@ -22627,60 +22623,6 @@
           <w:color w:val="FF0000"/>
           <w:sz w:val="24"/>
         </w:rPr>
-        <w:t>ик:</w:t>
-      </w:r>
-      <w:r>
-        <w:rPr>
-          <w:rFonts w:ascii="Times New Roman" w:hAnsi="Times New Roman"/>
-          <w:color w:val="FF0000"/>
-          <w:sz w:val="24"/>
-        </w:rPr>
-        <w:t xml:space="preserve"> </w:t>
-      </w:r>
-      <w:r>
-        <w:rPr>
-          <w:rFonts w:ascii="Times New Roman" w:hAnsi="Times New Roman"/>
-          <w:sz w:val="24"/>
-        </w:rPr>
-        <w:t>Сла́ва Тобі́, Хри́сте Бо́же, упова́ння на́ше, сла́ва Тобі́!</w:t>
-      </w:r>
-    </w:p>
-    <w:p>
-      <w:pPr>
-        <w:pStyle w:val="Normal"/>
-        <w:spacing w:after="120"/>
-      </w:pPr>
-      <w:r>
-        <w:rPr>
-          <w:rFonts w:ascii="Times New Roman" w:hAnsi="Times New Roman"/>
-          <w:i/>
-          <w:color w:val="FF0000"/>
-          <w:sz w:val="24"/>
-        </w:rPr>
-        <w:t>Вірні:</w:t>
-      </w:r>
-      <w:r>
-        <w:rPr>
-          <w:rFonts w:ascii="Times New Roman" w:hAnsi="Times New Roman"/>
-          <w:color w:val="FF0000"/>
-          <w:sz w:val="24"/>
-        </w:rPr>
-        <w:t xml:space="preserve"> </w:t>
-      </w:r>
-      <w:r>
-        <w:rPr>
-          <w:rFonts w:ascii="Times New Roman" w:hAnsi="Times New Roman"/>
-          <w:sz w:val="24"/>
-        </w:rPr>
-        <w:t xml:space="preserve">Сла́ва Отцю́, і Си́ну, і Свято́му Ду́хові, і ни́ні, і повсякча́с, і на ві́ки вікі́в. Амі́нь. Го́споди, поми́луй. </w:t>
-      </w:r>
-      <w:r>
-        <w:rPr>
-          <w:rFonts w:ascii="Times New Roman" w:hAnsi="Times New Roman"/>
-          <w:i/>
-          <w:color w:val="FF0000"/>
-          <w:sz w:val="24"/>
-        </w:rPr>
         <w:t>(3 р.)</w:t>
       </w:r>
       <w:r>
@@ -22694,83 +22636,38 @@
     <w:p>
       <w:pPr>
         <w:spacing w:after="120"/>
-        <w:jc w:val="both"/>
-        <w:rPr>
-          <w:rFonts w:ascii="Times New Roman" w:hAnsi="Times New Roman"/>
-          <w:sz w:val="24"/>
-          <w:szCs w:val="24"/>
-        </w:rPr>
-      </w:pPr>
-      <w:r>
-        <w:rPr>
-          <w:rFonts w:ascii="Times New Roman" w:hAnsi="Times New Roman"/>
-          <w:i/>
-          <w:color w:val="FF0000"/>
-          <w:sz w:val="24"/>
-          <w:szCs w:val="24"/>
-        </w:rPr>
-        <w:t>Священик:</w:t>
-      </w:r>
-      <w:r>
-        <w:rPr>
-          <w:rFonts w:ascii="Times New Roman" w:hAnsi="Times New Roman"/>
-          <w:color w:val="FF0000"/>
-          <w:sz w:val="24"/>
-          <w:szCs w:val="24"/>
-        </w:rPr>
-        <w:t xml:space="preserve"> </w:t>
-      </w:r>
-      <w:r>
-        <w:rPr>
-          <w:rFonts w:ascii="Times New Roman" w:hAnsi="Times New Roman"/>
-          <w:sz w:val="24"/>
-          <w:szCs w:val="24"/>
-        </w:rPr>
-        <w:t>Христос, істинний Бог наш, молитвами пречистої Владичиці нашої Богородиці і Приснодіви Марії, якої празник Введення у храм святкуємо, святих, славних і всехвальних апостолів, і святого (</w:t>
-      </w:r>
-      <w:r>
-        <w:rPr>
-          <w:rFonts w:ascii="Times New Roman" w:hAnsi="Times New Roman"/>
-          <w:i/>
-          <w:color w:val="FF0000"/>
-          <w:sz w:val="24"/>
-          <w:szCs w:val="24"/>
-        </w:rPr>
-        <w:t>ім'я, якого є храм</w:t>
-      </w:r>
-      <w:r>
-        <w:rPr>
-          <w:rFonts w:ascii="Times New Roman" w:hAnsi="Times New Roman"/>
-          <w:sz w:val="24"/>
-          <w:szCs w:val="24"/>
-        </w:rPr>
-        <w:t xml:space="preserve">), і святих отців наших </w:t>
-      </w:r>
-      <w:r>
-        <w:rPr>
-          <w:rFonts w:ascii="Times New Roman" w:hAnsi="Times New Roman"/>
-          <w:color w:val="000000"/>
-          <w:sz w:val="24"/>
-          <w:szCs w:val="24"/>
-        </w:rPr>
-        <w:t>Амфілохія, єпископа Іконійсь</w:t>
-      </w:r>
-      <w:r>
-        <w:rPr>
-          <w:rFonts w:ascii="Times New Roman" w:hAnsi="Times New Roman"/>
-          <w:color w:val="000000"/>
-          <w:sz w:val="24"/>
-          <w:szCs w:val="24"/>
-        </w:rPr>
-        <w:t>кого, і Григорія, єпископа Акрагантійського</w:t>
-      </w:r>
-      <w:r>
-        <w:rPr>
-          <w:rFonts w:ascii="Times New Roman" w:hAnsi="Times New Roman"/>
-          <w:sz w:val="24"/>
-          <w:szCs w:val="24"/>
-        </w:rPr>
-        <w:t>, і всіх святих, помилує і спасе нас, як благий і людинолюбний.</w:t>
+      </w:pPr>
+      <w:r>
+        <w:rPr>
+          <w:rFonts w:ascii="Times New Roman" w:hAnsi="Times New Roman"/>
+          <w:i/>
+          <w:color w:val="FF4400"/>
+          <w:sz w:val="24"/>
+        </w:rPr>
+        <w:t>Священник:</w:t>
+      </w:r>
+      <w:r>
+        <w:rPr>
+          <w:rFonts w:ascii="Times New Roman" w:hAnsi="Times New Roman"/>
+          <w:sz w:val="24"/>
+        </w:rPr>
+        <w:t xml:space="preserve"> Христос, істинний Бог наш - молитвами пречистої Cвоєї Матері, якої Введення в храм свято звершуємо, святих, славних і всехвальних апостолів, і святого, </w:t>
+      </w:r>
+      <w:r>
+        <w:rPr>
+          <w:rFonts w:ascii="Times New Roman" w:hAnsi="Times New Roman"/>
+          <w:i/>
+          <w:color w:val="FF4400"/>
+          <w:sz w:val="24"/>
+        </w:rPr>
+        <w:t>якого є храм</w:t>
+      </w:r>
+      <w:r>
+        <w:rPr>
+          <w:rFonts w:ascii="Times New Roman" w:hAnsi="Times New Roman"/>
+          <w:sz w:val="24"/>
+        </w:rPr>
+        <w:t>, і святих отців наших Амфілохія, єпископа Іконійського, і Григорія, єпископа Акрагантійського, і всіх святих - помилує і спасе нас як благий і людинолюбний.</w:t>
       </w:r>
     </w:p>
     <w:p>
@@ -26964,7 +26861,6 @@
           <w:i/>
           <w:color w:val="FF4400"/>
           <w:sz w:val="24"/>
-          <w:szCs w:val="24"/>
         </w:rPr>
         <w:t>Священник:</w:t>
       </w:r>
@@ -26972,17 +26868,8 @@
         <w:rPr>
           <w:rFonts w:ascii="Times New Roman" w:hAnsi="Times New Roman"/>
           <w:sz w:val="24"/>
-          <w:szCs w:val="24"/>
-        </w:rPr>
-        <w:t xml:space="preserve"> Бо Тобі належить усяка слава, честь і поклоніння, Отцю, і Сину, і Святому Духові, нині, і повсякчас, і на</w:t>
-      </w:r>
-      <w:r>
-        <w:rPr>
-          <w:rFonts w:ascii="Times New Roman" w:hAnsi="Times New Roman"/>
-          <w:sz w:val="24"/>
-          <w:szCs w:val="24"/>
-        </w:rPr>
-        <w:t xml:space="preserve"> віки віків.</w:t>
+        </w:rPr>
+        <w:t xml:space="preserve"> Бо Тобі належить усяка слава, честь і поклоніння, Отцю, і Сину, і Святому Духові, нині, і повсякчас, і на віки віків.</w:t>
       </w:r>
     </w:p>
     <w:p>
@@ -27684,27 +27571,15 @@
           <w:i/>
           <w:color w:val="FF4400"/>
           <w:sz w:val="24"/>
-          <w:szCs w:val="24"/>
         </w:rPr>
         <w:t>Священник:</w:t>
       </w:r>
       <w:r>
         <w:rPr>
           <w:rFonts w:ascii="Times New Roman" w:hAnsi="Times New Roman"/>
-          <w:color w:val="000000"/>
-          <w:sz w:val="24"/>
-          <w:szCs w:val="24"/>
-        </w:rPr>
-        <w:t xml:space="preserve"> Бо Твоя є влада і Твоє є царство, і сила, і слава, Отця, і Сина, і </w:t>
-      </w:r>
-      <w:r>
-        <w:rPr>
-          <w:rFonts w:ascii="Times New Roman" w:hAnsi="Times New Roman"/>
-          <w:color w:val="000000"/>
-          <w:sz w:val="24"/>
-          <w:szCs w:val="24"/>
-        </w:rPr>
-        <w:t>Святого Духа, нині, і повсякчас, і на віки віків.</w:t>
+          <w:sz w:val="24"/>
+        </w:rPr>
+        <w:t xml:space="preserve"> Бо Твоя є влада і Твоє є царство, і сила, і слава, Отця, і Сина, і Святого Духа, нині, і повсякчас, і на віки віків.</w:t>
       </w:r>
     </w:p>
     <w:p>
@@ -28072,27 +27947,15 @@
           <w:i/>
           <w:color w:val="FF4400"/>
           <w:sz w:val="24"/>
-          <w:szCs w:val="24"/>
         </w:rPr>
         <w:t>Священник:</w:t>
       </w:r>
       <w:r>
         <w:rPr>
           <w:rFonts w:ascii="Times New Roman" w:hAnsi="Times New Roman"/>
-          <w:color w:val="000000"/>
-          <w:sz w:val="24"/>
-          <w:szCs w:val="24"/>
-        </w:rPr>
-        <w:t xml:space="preserve"> Бо Ти благий і людинолюбний Б</w:t>
-      </w:r>
-      <w:r>
-        <w:rPr>
-          <w:rFonts w:ascii="Times New Roman" w:hAnsi="Times New Roman"/>
-          <w:color w:val="000000"/>
-          <w:sz w:val="24"/>
-          <w:szCs w:val="24"/>
-        </w:rPr>
-        <w:t>ог – і Тобі славу возсилаємо, Отцю, і Сину, і Святому Духові, нині, і повсякчас, і на віки віків.</w:t>
+          <w:sz w:val="24"/>
+        </w:rPr>
+        <w:t xml:space="preserve"> Бо Ти благий і людинолюбний Бог – і Тобі славу возсилаємо, Отцю, і Сину, і Святому Духові, нині, і повсякчас, і на віки віків.</w:t>
       </w:r>
     </w:p>
     <w:p>
@@ -29614,28 +29477,17 @@
         <w:rPr>
           <w:rFonts w:ascii="Times New Roman" w:hAnsi="Times New Roman"/>
           <w:i/>
-          <w:color w:val="FF0000"/>
-          <w:sz w:val="24"/>
-          <w:szCs w:val="24"/>
-        </w:rPr>
-        <w:t xml:space="preserve">Священник: </w:t>
-      </w:r>
-      <w:r>
-        <w:rPr>
-          <w:rFonts w:ascii="Times New Roman" w:hAnsi="Times New Roman"/>
-          <w:color w:val="000000"/>
-          <w:sz w:val="24"/>
-          <w:szCs w:val="24"/>
-        </w:rPr>
-        <w:t>Бо Ти Бог наш і Тобі славу возсилаємо: Отцю, і Сину, і Святому Духові</w:t>
-      </w:r>
-      <w:r>
-        <w:rPr>
-          <w:rFonts w:ascii="Times New Roman" w:hAnsi="Times New Roman"/>
-          <w:sz w:val="24"/>
-          <w:szCs w:val="24"/>
-        </w:rPr>
-        <w:t>, нині, і повсякчас, і на віки віків.</w:t>
+          <w:color w:val="FF4400"/>
+          <w:sz w:val="24"/>
+        </w:rPr>
+        <w:t>Священник:</w:t>
+      </w:r>
+      <w:r>
+        <w:rPr>
+          <w:rFonts w:ascii="Times New Roman" w:hAnsi="Times New Roman"/>
+          <w:sz w:val="24"/>
+        </w:rPr>
+        <w:t xml:space="preserve"> Бо Ти Бог наш і Тобі славу возсилаємо: Отцю, і Сину, і Святому Духові, нині, і повсякчас, і на віки віків.</w:t>
       </w:r>
     </w:p>
     <w:p>
@@ -30796,28 +30648,17 @@
         <w:rPr>
           <w:rFonts w:ascii="Times New Roman" w:hAnsi="Times New Roman"/>
           <w:i/>
-          <w:color w:val="FF0000"/>
-          <w:sz w:val="24"/>
-          <w:szCs w:val="24"/>
-        </w:rPr>
-        <w:t xml:space="preserve">Священник: </w:t>
-      </w:r>
-      <w:r>
-        <w:rPr>
-          <w:rFonts w:ascii="Times New Roman" w:hAnsi="Times New Roman"/>
-          <w:color w:val="000000"/>
-          <w:sz w:val="24"/>
-          <w:szCs w:val="24"/>
-        </w:rPr>
-        <w:t>Бо Ти цар миру і Спас душ наших – і Тобі славу возсилаємо, Отцю, і Сину, і Святому Духові</w:t>
-      </w:r>
-      <w:r>
-        <w:rPr>
-          <w:rFonts w:ascii="Times New Roman" w:hAnsi="Times New Roman"/>
-          <w:sz w:val="24"/>
-          <w:szCs w:val="24"/>
-        </w:rPr>
-        <w:t>, нині, і повсякчас, і на віки віків.</w:t>
+          <w:color w:val="FF4400"/>
+          <w:sz w:val="24"/>
+        </w:rPr>
+        <w:t>Священник:</w:t>
+      </w:r>
+      <w:r>
+        <w:rPr>
+          <w:rFonts w:ascii="Times New Roman" w:hAnsi="Times New Roman"/>
+          <w:sz w:val="24"/>
+        </w:rPr>
+        <w:t xml:space="preserve"> Бо Ти цар миру і Спас душ наших – і Тобі славу возсилаємо, Отцю, і Сину, і Святому Духові, нині, і повсякчас, і на віки віків.</w:t>
       </w:r>
     </w:p>
     <w:p>
@@ -34480,27 +34321,15 @@
           <w:i/>
           <w:color w:val="FF4400"/>
           <w:sz w:val="24"/>
-          <w:szCs w:val="24"/>
-        </w:rPr>
-        <w:t xml:space="preserve">Священник: </w:t>
-      </w:r>
-      <w:r>
-        <w:rPr>
-          <w:rFonts w:ascii="Times New Roman" w:hAnsi="Times New Roman"/>
-          <w:color w:val="000000"/>
-          <w:sz w:val="24"/>
-          <w:szCs w:val="24"/>
-        </w:rPr>
-        <w:t xml:space="preserve">Бо до Тебе належить милувати і спасати нас, Боже </w:t>
-      </w:r>
-      <w:r>
-        <w:rPr>
-          <w:rFonts w:ascii="Times New Roman" w:hAnsi="Times New Roman"/>
-          <w:color w:val="000000"/>
-          <w:sz w:val="24"/>
-          <w:szCs w:val="24"/>
-        </w:rPr>
-        <w:t>наш, і Тобі славу возсилаємо, Отцю, і Сину, і Святому Духові, нині, і повсякчас, і на віки віків.</w:t>
+        </w:rPr>
+        <w:t>Священник:</w:t>
+      </w:r>
+      <w:r>
+        <w:rPr>
+          <w:rFonts w:ascii="Times New Roman" w:hAnsi="Times New Roman"/>
+          <w:sz w:val="24"/>
+        </w:rPr>
+        <w:t xml:space="preserve"> Бо до Тебе належить милувати і спасати нас, Боже наш, і Тобі славу возсилаємо, Отцю, і Сину, і Святому Духові, нині, і повсякчас, і на віки віків.</w:t>
       </w:r>
     </w:p>
     <w:p>
@@ -36623,9 +36452,8 @@
         <w:rPr>
           <w:rFonts w:ascii="Times New Roman" w:hAnsi="Times New Roman"/>
           <w:i/>
-          <w:color w:val="FF0000"/>
-          <w:sz w:val="24"/>
-          <w:szCs w:val="24"/>
+          <w:color w:val="FF4400"/>
+          <w:sz w:val="24"/>
         </w:rPr>
         <w:t>Священник:</w:t>
       </w:r>
@@ -36633,7 +36461,6 @@
         <w:rPr>
           <w:rFonts w:ascii="Times New Roman" w:hAnsi="Times New Roman"/>
           <w:sz w:val="24"/>
-          <w:szCs w:val="24"/>
         </w:rPr>
         <w:t xml:space="preserve"> Бо Твоє є царство, і сила, і слава, Отця, і Сина, і Святого Духа, нині, і повсякчас, і на віки віків.</w:t>
       </w:r>
@@ -37165,17 +36992,15 @@
           <w:i/>
           <w:color w:val="FF4400"/>
           <w:sz w:val="24"/>
-          <w:szCs w:val="24"/>
-        </w:rPr>
-        <w:t xml:space="preserve">Священник: </w:t>
-      </w:r>
-      <w:r>
-        <w:rPr>
-          <w:rFonts w:ascii="Times New Roman" w:hAnsi="Times New Roman"/>
-          <w:sz w:val="24"/>
-          <w:szCs w:val="24"/>
-        </w:rPr>
-        <w:t>Бо милостивий і людинолюбний Бог єси, і Тобі славу возсилаємо, Отцю, і Сину, і Святому Духові, нині, і повсякчас, і на віки віків.</w:t>
+        </w:rPr>
+        <w:t>Священник:</w:t>
+      </w:r>
+      <w:r>
+        <w:rPr>
+          <w:rFonts w:ascii="Times New Roman" w:hAnsi="Times New Roman"/>
+          <w:sz w:val="24"/>
+        </w:rPr>
+        <w:t xml:space="preserve"> Бо милостивий і людинолюбний Бог єси, і Тобі славу возсилаємо, Отцю, і Сину, і Святому Духові, нині, і повсякчас, і на віки віків.</w:t>
       </w:r>
     </w:p>
     <w:p>
@@ -37296,19 +37121,47 @@
         <w:rPr>
           <w:rFonts w:ascii="Times New Roman" w:hAnsi="Times New Roman"/>
           <w:i/>
+          <w:color w:val="FF4400"/>
+          <w:sz w:val="24"/>
+        </w:rPr>
+        <w:t>Священник:</w:t>
+      </w:r>
+      <w:r>
+        <w:rPr>
+          <w:rFonts w:ascii="Times New Roman" w:hAnsi="Times New Roman"/>
+          <w:sz w:val="24"/>
+        </w:rPr>
+        <w:t xml:space="preserve"> Сла́ва Тобі́, Хри́сте Бо́же, упова́ння на́ше, сла́ва Тобі́!</w:t>
+      </w:r>
+    </w:p>
+    <w:p>
+      <w:pPr>
+        <w:pStyle w:val="Normal"/>
+        <w:spacing w:after="120"/>
+      </w:pPr>
+      <w:r>
+        <w:rPr>
+          <w:rFonts w:ascii="Times New Roman" w:hAnsi="Times New Roman"/>
+          <w:i/>
           <w:color w:val="FF0000"/>
           <w:sz w:val="24"/>
         </w:rPr>
-        <w:t>Священ</w:t>
-      </w:r>
-      <w:r>
-        <w:rPr>
-          <w:rFonts w:ascii="Times New Roman" w:hAnsi="Times New Roman"/>
-          <w:i/>
+        <w:t>Вірні:</w:t>
+      </w:r>
+      <w:r>
+        <w:rPr>
+          <w:rFonts w:ascii="Times New Roman" w:hAnsi="Times New Roman"/>
           <w:color w:val="FF0000"/>
           <w:sz w:val="24"/>
         </w:rPr>
-        <w:t>н</w:t>
+        <w:t xml:space="preserve"> </w:t>
+      </w:r>
+      <w:r>
+        <w:rPr>
+          <w:rFonts w:ascii="Times New Roman" w:hAnsi="Times New Roman"/>
+          <w:sz w:val="24"/>
+        </w:rPr>
+        <w:t xml:space="preserve">Сла́ва Отцю́, і Си́ну, і Свято́му Ду́хові, і ни́ні, і повсякча́с, і на ві́ки вікі́в. Амі́нь. Го́споди, поми́луй. </w:t>
       </w:r>
       <w:r>
         <w:rPr>
@@ -37317,60 +37170,6 @@
           <w:color w:val="FF0000"/>
           <w:sz w:val="24"/>
         </w:rPr>
-        <w:t>ик:</w:t>
-      </w:r>
-      <w:r>
-        <w:rPr>
-          <w:rFonts w:ascii="Times New Roman" w:hAnsi="Times New Roman"/>
-          <w:color w:val="FF0000"/>
-          <w:sz w:val="24"/>
-        </w:rPr>
-        <w:t xml:space="preserve"> </w:t>
-      </w:r>
-      <w:r>
-        <w:rPr>
-          <w:rFonts w:ascii="Times New Roman" w:hAnsi="Times New Roman"/>
-          <w:sz w:val="24"/>
-        </w:rPr>
-        <w:t>Сла́ва Тобі́, Хри́сте Бо́же, упова́ння на́ше, сла́ва Тобі́!</w:t>
-      </w:r>
-    </w:p>
-    <w:p>
-      <w:pPr>
-        <w:pStyle w:val="Normal"/>
-        <w:spacing w:after="120"/>
-      </w:pPr>
-      <w:r>
-        <w:rPr>
-          <w:rFonts w:ascii="Times New Roman" w:hAnsi="Times New Roman"/>
-          <w:i/>
-          <w:color w:val="FF0000"/>
-          <w:sz w:val="24"/>
-        </w:rPr>
-        <w:t>Вірні:</w:t>
-      </w:r>
-      <w:r>
-        <w:rPr>
-          <w:rFonts w:ascii="Times New Roman" w:hAnsi="Times New Roman"/>
-          <w:color w:val="FF0000"/>
-          <w:sz w:val="24"/>
-        </w:rPr>
-        <w:t xml:space="preserve"> </w:t>
-      </w:r>
-      <w:r>
-        <w:rPr>
-          <w:rFonts w:ascii="Times New Roman" w:hAnsi="Times New Roman"/>
-          <w:sz w:val="24"/>
-        </w:rPr>
-        <w:t xml:space="preserve">Сла́ва Отцю́, і Си́ну, і Свято́му Ду́хові, і ни́ні, і повсякча́с, і на ві́ки вікі́в. Амі́нь. Го́споди, поми́луй. </w:t>
-      </w:r>
-      <w:r>
-        <w:rPr>
-          <w:rFonts w:ascii="Times New Roman" w:hAnsi="Times New Roman"/>
-          <w:i/>
-          <w:color w:val="FF0000"/>
-          <w:sz w:val="24"/>
-        </w:rPr>
         <w:t>(3 р.)</w:t>
       </w:r>
       <w:r>
@@ -37384,83 +37183,38 @@
     <w:p>
       <w:pPr>
         <w:spacing w:after="120"/>
-        <w:jc w:val="both"/>
-        <w:rPr>
-          <w:rFonts w:ascii="Times New Roman" w:hAnsi="Times New Roman"/>
-          <w:sz w:val="24"/>
-          <w:szCs w:val="24"/>
-        </w:rPr>
-      </w:pPr>
-      <w:r>
-        <w:rPr>
-          <w:rFonts w:ascii="Times New Roman" w:hAnsi="Times New Roman"/>
-          <w:i/>
-          <w:color w:val="FF0000"/>
-          <w:sz w:val="24"/>
-          <w:szCs w:val="24"/>
-        </w:rPr>
-        <w:t>Священик:</w:t>
-      </w:r>
-      <w:r>
-        <w:rPr>
-          <w:rFonts w:ascii="Times New Roman" w:hAnsi="Times New Roman"/>
-          <w:color w:val="FF0000"/>
-          <w:sz w:val="24"/>
-          <w:szCs w:val="24"/>
-        </w:rPr>
-        <w:t xml:space="preserve"> </w:t>
-      </w:r>
-      <w:r>
-        <w:rPr>
-          <w:rFonts w:ascii="Times New Roman" w:hAnsi="Times New Roman"/>
-          <w:sz w:val="24"/>
-          <w:szCs w:val="24"/>
-        </w:rPr>
-        <w:t>Христос, істинний Бог наш, молитвами пречистої Владичиці нашої Богородиці і Приснодіви Марії, якої празник Введення у храм святкуємо, святих, славних і всехвальних апостолів, і святого (</w:t>
-      </w:r>
-      <w:r>
-        <w:rPr>
-          <w:rFonts w:ascii="Times New Roman" w:hAnsi="Times New Roman"/>
-          <w:i/>
-          <w:color w:val="FF0000"/>
-          <w:sz w:val="24"/>
-          <w:szCs w:val="24"/>
-        </w:rPr>
-        <w:t>ім'я, якого є храм</w:t>
-      </w:r>
-      <w:r>
-        <w:rPr>
-          <w:rFonts w:ascii="Times New Roman" w:hAnsi="Times New Roman"/>
-          <w:sz w:val="24"/>
-          <w:szCs w:val="24"/>
-        </w:rPr>
-        <w:t xml:space="preserve">), і святих отців наших </w:t>
-      </w:r>
-      <w:r>
-        <w:rPr>
-          <w:rFonts w:ascii="Times New Roman" w:hAnsi="Times New Roman"/>
-          <w:color w:val="000000"/>
-          <w:sz w:val="24"/>
-          <w:szCs w:val="24"/>
-        </w:rPr>
-        <w:t>Амфілохія, єпископ</w:t>
-      </w:r>
-      <w:r>
-        <w:rPr>
-          <w:rFonts w:ascii="Times New Roman" w:hAnsi="Times New Roman"/>
-          <w:color w:val="000000"/>
-          <w:sz w:val="24"/>
-          <w:szCs w:val="24"/>
-        </w:rPr>
-        <w:t>а Іконійського, і Григорія, єпископа Акрагантійського</w:t>
-      </w:r>
-      <w:r>
-        <w:rPr>
-          <w:rFonts w:ascii="Times New Roman" w:hAnsi="Times New Roman"/>
-          <w:sz w:val="24"/>
-          <w:szCs w:val="24"/>
-        </w:rPr>
-        <w:t>, і всіх святих, помилує і спасе нас, як благий і людинолюбний.</w:t>
+      </w:pPr>
+      <w:r>
+        <w:rPr>
+          <w:rFonts w:ascii="Times New Roman" w:hAnsi="Times New Roman"/>
+          <w:i/>
+          <w:color w:val="FF4400"/>
+          <w:sz w:val="24"/>
+        </w:rPr>
+        <w:t>Священник:</w:t>
+      </w:r>
+      <w:r>
+        <w:rPr>
+          <w:rFonts w:ascii="Times New Roman" w:hAnsi="Times New Roman"/>
+          <w:sz w:val="24"/>
+        </w:rPr>
+        <w:t xml:space="preserve"> Христос, істинний Бог наш - молитвами пречистої Cвоєї Матері, якої Введення в храм свято звершуємо, святих, славних і всехвальних апостолів, і святого, </w:t>
+      </w:r>
+      <w:r>
+        <w:rPr>
+          <w:rFonts w:ascii="Times New Roman" w:hAnsi="Times New Roman"/>
+          <w:i/>
+          <w:color w:val="FF4400"/>
+          <w:sz w:val="24"/>
+        </w:rPr>
+        <w:t>якого є храм</w:t>
+      </w:r>
+      <w:r>
+        <w:rPr>
+          <w:rFonts w:ascii="Times New Roman" w:hAnsi="Times New Roman"/>
+          <w:sz w:val="24"/>
+        </w:rPr>
+        <w:t>, і святих отців наших Амфілохія, єпископа Іконійського, і Григорія, єпископа Акрагантійського, і всіх святих - помилує і спасе нас як благий і людинолюбний.</w:t>
       </w:r>
     </w:p>
     <w:p>
